--- a/docs/relatorio-testes-26-29-set-2026.docx
+++ b/docs/relatorio-testes-26-29-set-2026.docx
@@ -12,7 +12,7 @@
     </w:p>
     <w:p>
       <w:r>
-        <w:t>Período: 26 a 29 de setembro de 2026. Origem da escopo: notas-atualizacao-26-27-set-2026.docx (11 itens de teste + 3 ações prévias). Toda a evidência bruta, com ids, horários e trechos de resposta, está em docs/TESTES-SISTEMA.MD (documento vivo, atualizado a cada teste). O parecer completo de diagnóstico da AXS/ARP está em docs/PARECER-ARP-28-09-2026.md.</w:t>
+        <w:t>Período: 26 a 30 de setembro de 2026. Origem da escopo: notas-atualizacao-26-27-set-2026.docx (11 itens de teste + 3 ações prévias). Toda a evidência bruta, com ids, horários e trechos de resposta, está em docs/TESTES-SISTEMA.MD (documento vivo, atualizado a cada teste). O parecer completo de diagnóstico da AXS/ARP está em docs/PARECER-ARP-28-09-2026.md.</w:t>
       </w:r>
     </w:p>
     <w:p>
@@ -73,6 +73,14 @@
     </w:p>
     <w:p>
       <w:pPr>
+        <w:pStyle w:val="ListBullet"/>
+      </w:pPr>
+      <w:r>
+        <w:t>Fora da lista original: 2 defeitos de sincronia de mensagens encontrados e corrigidos em 30/09 — mensagens enviadas iam para a conversa errada e cartão de contato/localização somiam; histórico reparado e auditoria final com 0 mensagens fora do CRM.</w:t>
+      </w:r>
+    </w:p>
+    <w:p>
+      <w:pPr>
         <w:pStyle w:val="Heading2"/>
       </w:pPr>
       <w:r>
@@ -86,14 +94,14 @@
         <w:tblLook w:firstColumn="1" w:firstRow="1" w:lastColumn="0" w:lastRow="0" w:noHBand="0" w:noVBand="1" w:val="04A0"/>
       </w:tblPr>
       <w:tblGrid>
-        <w:gridCol w:w="2880"/>
-        <w:gridCol w:w="2880"/>
-        <w:gridCol w:w="2880"/>
+        <w:gridCol w:w="2873"/>
+        <w:gridCol w:w="2873"/>
+        <w:gridCol w:w="2873"/>
       </w:tblGrid>
       <w:tr>
         <w:tc>
           <w:tcPr>
-            <w:tcW w:type="dxa" w:w="2880"/>
+            <w:tcW w:type="dxa" w:w="2873"/>
           </w:tcPr>
           <w:p>
             <w:r>
@@ -106,7 +114,7 @@
         </w:tc>
         <w:tc>
           <w:tcPr>
-            <w:tcW w:type="dxa" w:w="2880"/>
+            <w:tcW w:type="dxa" w:w="2873"/>
           </w:tcPr>
           <w:p>
             <w:r>
@@ -119,7 +127,7 @@
         </w:tc>
         <w:tc>
           <w:tcPr>
-            <w:tcW w:type="dxa" w:w="2880"/>
+            <w:tcW w:type="dxa" w:w="2873"/>
           </w:tcPr>
           <w:p>
             <w:r>
@@ -134,7 +142,7 @@
       <w:tr>
         <w:tc>
           <w:tcPr>
-            <w:tcW w:type="dxa" w:w="2880"/>
+            <w:tcW w:type="dxa" w:w="2873"/>
           </w:tcPr>
           <w:p>
             <w:r>
@@ -144,7 +152,7 @@
         </w:tc>
         <w:tc>
           <w:tcPr>
-            <w:tcW w:type="dxa" w:w="2880"/>
+            <w:tcW w:type="dxa" w:w="2873"/>
           </w:tcPr>
           <w:p>
             <w:r>
@@ -154,7 +162,7 @@
         </w:tc>
         <w:tc>
           <w:tcPr>
-            <w:tcW w:type="dxa" w:w="2880"/>
+            <w:tcW w:type="dxa" w:w="2873"/>
           </w:tcPr>
           <w:p>
             <w:r>
@@ -166,7 +174,7 @@
       <w:tr>
         <w:tc>
           <w:tcPr>
-            <w:tcW w:type="dxa" w:w="2880"/>
+            <w:tcW w:type="dxa" w:w="2873"/>
           </w:tcPr>
           <w:p>
             <w:r>
@@ -176,7 +184,7 @@
         </w:tc>
         <w:tc>
           <w:tcPr>
-            <w:tcW w:type="dxa" w:w="2880"/>
+            <w:tcW w:type="dxa" w:w="2873"/>
           </w:tcPr>
           <w:p>
             <w:r>
@@ -186,7 +194,7 @@
         </w:tc>
         <w:tc>
           <w:tcPr>
-            <w:tcW w:type="dxa" w:w="2880"/>
+            <w:tcW w:type="dxa" w:w="2873"/>
           </w:tcPr>
           <w:p>
             <w:r>
@@ -198,7 +206,7 @@
       <w:tr>
         <w:tc>
           <w:tcPr>
-            <w:tcW w:type="dxa" w:w="2880"/>
+            <w:tcW w:type="dxa" w:w="2873"/>
           </w:tcPr>
           <w:p>
             <w:r>
@@ -208,7 +216,7 @@
         </w:tc>
         <w:tc>
           <w:tcPr>
-            <w:tcW w:type="dxa" w:w="2880"/>
+            <w:tcW w:type="dxa" w:w="2873"/>
           </w:tcPr>
           <w:p>
             <w:r>
@@ -218,7 +226,7 @@
         </w:tc>
         <w:tc>
           <w:tcPr>
-            <w:tcW w:type="dxa" w:w="2880"/>
+            <w:tcW w:type="dxa" w:w="2873"/>
           </w:tcPr>
           <w:p>
             <w:r>
@@ -243,14 +251,14 @@
         <w:tblLook w:firstColumn="1" w:firstRow="1" w:lastColumn="0" w:lastRow="0" w:noHBand="0" w:noVBand="1" w:val="04A0"/>
       </w:tblPr>
       <w:tblGrid>
-        <w:gridCol w:w="2880"/>
-        <w:gridCol w:w="2880"/>
-        <w:gridCol w:w="2880"/>
+        <w:gridCol w:w="2873"/>
+        <w:gridCol w:w="2873"/>
+        <w:gridCol w:w="2873"/>
       </w:tblGrid>
       <w:tr>
         <w:tc>
           <w:tcPr>
-            <w:tcW w:type="dxa" w:w="2880"/>
+            <w:tcW w:type="dxa" w:w="2873"/>
           </w:tcPr>
           <w:p>
             <w:r>
@@ -263,7 +271,7 @@
         </w:tc>
         <w:tc>
           <w:tcPr>
-            <w:tcW w:type="dxa" w:w="2880"/>
+            <w:tcW w:type="dxa" w:w="2873"/>
           </w:tcPr>
           <w:p>
             <w:r>
@@ -276,7 +284,7 @@
         </w:tc>
         <w:tc>
           <w:tcPr>
-            <w:tcW w:type="dxa" w:w="2880"/>
+            <w:tcW w:type="dxa" w:w="2873"/>
           </w:tcPr>
           <w:p>
             <w:r>
@@ -291,7 +299,7 @@
       <w:tr>
         <w:tc>
           <w:tcPr>
-            <w:tcW w:type="dxa" w:w="2880"/>
+            <w:tcW w:type="dxa" w:w="2873"/>
           </w:tcPr>
           <w:p>
             <w:r>
@@ -301,7 +309,7 @@
         </w:tc>
         <w:tc>
           <w:tcPr>
-            <w:tcW w:type="dxa" w:w="2880"/>
+            <w:tcW w:type="dxa" w:w="2873"/>
           </w:tcPr>
           <w:p>
             <w:r>
@@ -311,7 +319,7 @@
         </w:tc>
         <w:tc>
           <w:tcPr>
-            <w:tcW w:type="dxa" w:w="2880"/>
+            <w:tcW w:type="dxa" w:w="2873"/>
           </w:tcPr>
           <w:p>
             <w:r>
@@ -323,7 +331,7 @@
       <w:tr>
         <w:tc>
           <w:tcPr>
-            <w:tcW w:type="dxa" w:w="2880"/>
+            <w:tcW w:type="dxa" w:w="2873"/>
           </w:tcPr>
           <w:p>
             <w:r>
@@ -333,7 +341,7 @@
         </w:tc>
         <w:tc>
           <w:tcPr>
-            <w:tcW w:type="dxa" w:w="2880"/>
+            <w:tcW w:type="dxa" w:w="2873"/>
           </w:tcPr>
           <w:p>
             <w:r>
@@ -343,7 +351,7 @@
         </w:tc>
         <w:tc>
           <w:tcPr>
-            <w:tcW w:type="dxa" w:w="2880"/>
+            <w:tcW w:type="dxa" w:w="2873"/>
           </w:tcPr>
           <w:p>
             <w:r>
@@ -355,7 +363,7 @@
       <w:tr>
         <w:tc>
           <w:tcPr>
-            <w:tcW w:type="dxa" w:w="2880"/>
+            <w:tcW w:type="dxa" w:w="2873"/>
           </w:tcPr>
           <w:p>
             <w:r>
@@ -365,7 +373,7 @@
         </w:tc>
         <w:tc>
           <w:tcPr>
-            <w:tcW w:type="dxa" w:w="2880"/>
+            <w:tcW w:type="dxa" w:w="2873"/>
           </w:tcPr>
           <w:p>
             <w:r>
@@ -375,7 +383,7 @@
         </w:tc>
         <w:tc>
           <w:tcPr>
-            <w:tcW w:type="dxa" w:w="2880"/>
+            <w:tcW w:type="dxa" w:w="2873"/>
           </w:tcPr>
           <w:p>
             <w:r>
@@ -387,7 +395,7 @@
       <w:tr>
         <w:tc>
           <w:tcPr>
-            <w:tcW w:type="dxa" w:w="2880"/>
+            <w:tcW w:type="dxa" w:w="2873"/>
           </w:tcPr>
           <w:p>
             <w:r>
@@ -397,7 +405,7 @@
         </w:tc>
         <w:tc>
           <w:tcPr>
-            <w:tcW w:type="dxa" w:w="2880"/>
+            <w:tcW w:type="dxa" w:w="2873"/>
           </w:tcPr>
           <w:p>
             <w:r>
@@ -407,7 +415,7 @@
         </w:tc>
         <w:tc>
           <w:tcPr>
-            <w:tcW w:type="dxa" w:w="2880"/>
+            <w:tcW w:type="dxa" w:w="2873"/>
           </w:tcPr>
           <w:p>
             <w:r>
@@ -419,7 +427,7 @@
       <w:tr>
         <w:tc>
           <w:tcPr>
-            <w:tcW w:type="dxa" w:w="2880"/>
+            <w:tcW w:type="dxa" w:w="2873"/>
           </w:tcPr>
           <w:p>
             <w:r>
@@ -429,7 +437,7 @@
         </w:tc>
         <w:tc>
           <w:tcPr>
-            <w:tcW w:type="dxa" w:w="2880"/>
+            <w:tcW w:type="dxa" w:w="2873"/>
           </w:tcPr>
           <w:p>
             <w:r>
@@ -439,7 +447,7 @@
         </w:tc>
         <w:tc>
           <w:tcPr>
-            <w:tcW w:type="dxa" w:w="2880"/>
+            <w:tcW w:type="dxa" w:w="2873"/>
           </w:tcPr>
           <w:p>
             <w:r>
@@ -451,7 +459,7 @@
       <w:tr>
         <w:tc>
           <w:tcPr>
-            <w:tcW w:type="dxa" w:w="2880"/>
+            <w:tcW w:type="dxa" w:w="2873"/>
           </w:tcPr>
           <w:p>
             <w:r>
@@ -461,7 +469,7 @@
         </w:tc>
         <w:tc>
           <w:tcPr>
-            <w:tcW w:type="dxa" w:w="2880"/>
+            <w:tcW w:type="dxa" w:w="2873"/>
           </w:tcPr>
           <w:p>
             <w:r>
@@ -471,7 +479,7 @@
         </w:tc>
         <w:tc>
           <w:tcPr>
-            <w:tcW w:type="dxa" w:w="2880"/>
+            <w:tcW w:type="dxa" w:w="2873"/>
           </w:tcPr>
           <w:p>
             <w:r>
@@ -483,7 +491,7 @@
       <w:tr>
         <w:tc>
           <w:tcPr>
-            <w:tcW w:type="dxa" w:w="2880"/>
+            <w:tcW w:type="dxa" w:w="2873"/>
           </w:tcPr>
           <w:p>
             <w:r>
@@ -493,7 +501,7 @@
         </w:tc>
         <w:tc>
           <w:tcPr>
-            <w:tcW w:type="dxa" w:w="2880"/>
+            <w:tcW w:type="dxa" w:w="2873"/>
           </w:tcPr>
           <w:p>
             <w:r>
@@ -503,7 +511,7 @@
         </w:tc>
         <w:tc>
           <w:tcPr>
-            <w:tcW w:type="dxa" w:w="2880"/>
+            <w:tcW w:type="dxa" w:w="2873"/>
           </w:tcPr>
           <w:p>
             <w:r>
@@ -515,7 +523,7 @@
       <w:tr>
         <w:tc>
           <w:tcPr>
-            <w:tcW w:type="dxa" w:w="2880"/>
+            <w:tcW w:type="dxa" w:w="2873"/>
           </w:tcPr>
           <w:p>
             <w:r>
@@ -525,7 +533,7 @@
         </w:tc>
         <w:tc>
           <w:tcPr>
-            <w:tcW w:type="dxa" w:w="2880"/>
+            <w:tcW w:type="dxa" w:w="2873"/>
           </w:tcPr>
           <w:p>
             <w:r>
@@ -535,7 +543,7 @@
         </w:tc>
         <w:tc>
           <w:tcPr>
-            <w:tcW w:type="dxa" w:w="2880"/>
+            <w:tcW w:type="dxa" w:w="2873"/>
           </w:tcPr>
           <w:p>
             <w:r>
@@ -547,7 +555,7 @@
       <w:tr>
         <w:tc>
           <w:tcPr>
-            <w:tcW w:type="dxa" w:w="2880"/>
+            <w:tcW w:type="dxa" w:w="2873"/>
           </w:tcPr>
           <w:p>
             <w:r>
@@ -557,7 +565,7 @@
         </w:tc>
         <w:tc>
           <w:tcPr>
-            <w:tcW w:type="dxa" w:w="2880"/>
+            <w:tcW w:type="dxa" w:w="2873"/>
           </w:tcPr>
           <w:p>
             <w:r>
@@ -567,7 +575,7 @@
         </w:tc>
         <w:tc>
           <w:tcPr>
-            <w:tcW w:type="dxa" w:w="2880"/>
+            <w:tcW w:type="dxa" w:w="2873"/>
           </w:tcPr>
           <w:p>
             <w:r>
@@ -579,7 +587,7 @@
       <w:tr>
         <w:tc>
           <w:tcPr>
-            <w:tcW w:type="dxa" w:w="2880"/>
+            <w:tcW w:type="dxa" w:w="2873"/>
           </w:tcPr>
           <w:p>
             <w:r>
@@ -589,7 +597,7 @@
         </w:tc>
         <w:tc>
           <w:tcPr>
-            <w:tcW w:type="dxa" w:w="2880"/>
+            <w:tcW w:type="dxa" w:w="2873"/>
           </w:tcPr>
           <w:p>
             <w:r>
@@ -599,7 +607,7 @@
         </w:tc>
         <w:tc>
           <w:tcPr>
-            <w:tcW w:type="dxa" w:w="2880"/>
+            <w:tcW w:type="dxa" w:w="2873"/>
           </w:tcPr>
           <w:p>
             <w:r>
@@ -611,7 +619,7 @@
       <w:tr>
         <w:tc>
           <w:tcPr>
-            <w:tcW w:type="dxa" w:w="2880"/>
+            <w:tcW w:type="dxa" w:w="2873"/>
           </w:tcPr>
           <w:p>
             <w:r>
@@ -621,7 +629,7 @@
         </w:tc>
         <w:tc>
           <w:tcPr>
-            <w:tcW w:type="dxa" w:w="2880"/>
+            <w:tcW w:type="dxa" w:w="2873"/>
           </w:tcPr>
           <w:p>
             <w:r>
@@ -631,7 +639,7 @@
         </w:tc>
         <w:tc>
           <w:tcPr>
-            <w:tcW w:type="dxa" w:w="2880"/>
+            <w:tcW w:type="dxa" w:w="2873"/>
           </w:tcPr>
           <w:p>
             <w:r>
@@ -729,15 +737,15 @@
         <w:tblLook w:firstColumn="1" w:firstRow="1" w:lastColumn="0" w:lastRow="0" w:noHBand="0" w:noVBand="1" w:val="04A0"/>
       </w:tblPr>
       <w:tblGrid>
-        <w:gridCol w:w="2160"/>
-        <w:gridCol w:w="2160"/>
-        <w:gridCol w:w="2160"/>
-        <w:gridCol w:w="2160"/>
+        <w:gridCol w:w="2154"/>
+        <w:gridCol w:w="2154"/>
+        <w:gridCol w:w="2154"/>
+        <w:gridCol w:w="2154"/>
       </w:tblGrid>
       <w:tr>
         <w:tc>
           <w:tcPr>
-            <w:tcW w:type="dxa" w:w="2160"/>
+            <w:tcW w:type="dxa" w:w="2154"/>
           </w:tcPr>
           <w:p>
             <w:r>
@@ -750,7 +758,7 @@
         </w:tc>
         <w:tc>
           <w:tcPr>
-            <w:tcW w:type="dxa" w:w="2160"/>
+            <w:tcW w:type="dxa" w:w="2154"/>
           </w:tcPr>
           <w:p>
             <w:r>
@@ -763,7 +771,7 @@
         </w:tc>
         <w:tc>
           <w:tcPr>
-            <w:tcW w:type="dxa" w:w="2160"/>
+            <w:tcW w:type="dxa" w:w="2154"/>
           </w:tcPr>
           <w:p>
             <w:r>
@@ -776,7 +784,7 @@
         </w:tc>
         <w:tc>
           <w:tcPr>
-            <w:tcW w:type="dxa" w:w="2160"/>
+            <w:tcW w:type="dxa" w:w="2154"/>
           </w:tcPr>
           <w:p>
             <w:r>
@@ -791,7 +799,7 @@
       <w:tr>
         <w:tc>
           <w:tcPr>
-            <w:tcW w:type="dxa" w:w="2160"/>
+            <w:tcW w:type="dxa" w:w="2154"/>
           </w:tcPr>
           <w:p>
             <w:r>
@@ -801,7 +809,7 @@
         </w:tc>
         <w:tc>
           <w:tcPr>
-            <w:tcW w:type="dxa" w:w="2160"/>
+            <w:tcW w:type="dxa" w:w="2154"/>
           </w:tcPr>
           <w:p>
             <w:r>
@@ -811,7 +819,7 @@
         </w:tc>
         <w:tc>
           <w:tcPr>
-            <w:tcW w:type="dxa" w:w="2160"/>
+            <w:tcW w:type="dxa" w:w="2154"/>
           </w:tcPr>
           <w:p>
             <w:r>
@@ -821,7 +829,7 @@
         </w:tc>
         <w:tc>
           <w:tcPr>
-            <w:tcW w:type="dxa" w:w="2160"/>
+            <w:tcW w:type="dxa" w:w="2154"/>
           </w:tcPr>
           <w:p>
             <w:r>
@@ -833,7 +841,7 @@
       <w:tr>
         <w:tc>
           <w:tcPr>
-            <w:tcW w:type="dxa" w:w="2160"/>
+            <w:tcW w:type="dxa" w:w="2154"/>
           </w:tcPr>
           <w:p>
             <w:r>
@@ -843,7 +851,7 @@
         </w:tc>
         <w:tc>
           <w:tcPr>
-            <w:tcW w:type="dxa" w:w="2160"/>
+            <w:tcW w:type="dxa" w:w="2154"/>
           </w:tcPr>
           <w:p>
             <w:r>
@@ -853,7 +861,7 @@
         </w:tc>
         <w:tc>
           <w:tcPr>
-            <w:tcW w:type="dxa" w:w="2160"/>
+            <w:tcW w:type="dxa" w:w="2154"/>
           </w:tcPr>
           <w:p>
             <w:r>
@@ -863,7 +871,7 @@
         </w:tc>
         <w:tc>
           <w:tcPr>
-            <w:tcW w:type="dxa" w:w="2160"/>
+            <w:tcW w:type="dxa" w:w="2154"/>
           </w:tcPr>
           <w:p>
             <w:r>
@@ -875,7 +883,7 @@
       <w:tr>
         <w:tc>
           <w:tcPr>
-            <w:tcW w:type="dxa" w:w="2160"/>
+            <w:tcW w:type="dxa" w:w="2154"/>
           </w:tcPr>
           <w:p>
             <w:r>
@@ -885,7 +893,7 @@
         </w:tc>
         <w:tc>
           <w:tcPr>
-            <w:tcW w:type="dxa" w:w="2160"/>
+            <w:tcW w:type="dxa" w:w="2154"/>
           </w:tcPr>
           <w:p>
             <w:r>
@@ -895,7 +903,7 @@
         </w:tc>
         <w:tc>
           <w:tcPr>
-            <w:tcW w:type="dxa" w:w="2160"/>
+            <w:tcW w:type="dxa" w:w="2154"/>
           </w:tcPr>
           <w:p>
             <w:r>
@@ -905,7 +913,7 @@
         </w:tc>
         <w:tc>
           <w:tcPr>
-            <w:tcW w:type="dxa" w:w="2160"/>
+            <w:tcW w:type="dxa" w:w="2154"/>
           </w:tcPr>
           <w:p>
             <w:r>
@@ -917,7 +925,7 @@
       <w:tr>
         <w:tc>
           <w:tcPr>
-            <w:tcW w:type="dxa" w:w="2160"/>
+            <w:tcW w:type="dxa" w:w="2154"/>
           </w:tcPr>
           <w:p>
             <w:r>
@@ -927,7 +935,7 @@
         </w:tc>
         <w:tc>
           <w:tcPr>
-            <w:tcW w:type="dxa" w:w="2160"/>
+            <w:tcW w:type="dxa" w:w="2154"/>
           </w:tcPr>
           <w:p>
             <w:r>
@@ -937,7 +945,7 @@
         </w:tc>
         <w:tc>
           <w:tcPr>
-            <w:tcW w:type="dxa" w:w="2160"/>
+            <w:tcW w:type="dxa" w:w="2154"/>
           </w:tcPr>
           <w:p>
             <w:r>
@@ -947,7 +955,7 @@
         </w:tc>
         <w:tc>
           <w:tcPr>
-            <w:tcW w:type="dxa" w:w="2160"/>
+            <w:tcW w:type="dxa" w:w="2154"/>
           </w:tcPr>
           <w:p>
             <w:r>
@@ -959,7 +967,7 @@
       <w:tr>
         <w:tc>
           <w:tcPr>
-            <w:tcW w:type="dxa" w:w="2160"/>
+            <w:tcW w:type="dxa" w:w="2154"/>
           </w:tcPr>
           <w:p>
             <w:r>
@@ -969,7 +977,7 @@
         </w:tc>
         <w:tc>
           <w:tcPr>
-            <w:tcW w:type="dxa" w:w="2160"/>
+            <w:tcW w:type="dxa" w:w="2154"/>
           </w:tcPr>
           <w:p>
             <w:r>
@@ -979,7 +987,7 @@
         </w:tc>
         <w:tc>
           <w:tcPr>
-            <w:tcW w:type="dxa" w:w="2160"/>
+            <w:tcW w:type="dxa" w:w="2154"/>
           </w:tcPr>
           <w:p>
             <w:r>
@@ -989,7 +997,7 @@
         </w:tc>
         <w:tc>
           <w:tcPr>
-            <w:tcW w:type="dxa" w:w="2160"/>
+            <w:tcW w:type="dxa" w:w="2154"/>
           </w:tcPr>
           <w:p>
             <w:r>
@@ -1001,7 +1009,7 @@
       <w:tr>
         <w:tc>
           <w:tcPr>
-            <w:tcW w:type="dxa" w:w="2160"/>
+            <w:tcW w:type="dxa" w:w="2154"/>
           </w:tcPr>
           <w:p>
             <w:r>
@@ -1011,7 +1019,7 @@
         </w:tc>
         <w:tc>
           <w:tcPr>
-            <w:tcW w:type="dxa" w:w="2160"/>
+            <w:tcW w:type="dxa" w:w="2154"/>
           </w:tcPr>
           <w:p>
             <w:r>
@@ -1021,7 +1029,7 @@
         </w:tc>
         <w:tc>
           <w:tcPr>
-            <w:tcW w:type="dxa" w:w="2160"/>
+            <w:tcW w:type="dxa" w:w="2154"/>
           </w:tcPr>
           <w:p>
             <w:r>
@@ -1031,7 +1039,7 @@
         </w:tc>
         <w:tc>
           <w:tcPr>
-            <w:tcW w:type="dxa" w:w="2160"/>
+            <w:tcW w:type="dxa" w:w="2154"/>
           </w:tcPr>
           <w:p>
             <w:r>
@@ -1043,7 +1051,7 @@
       <w:tr>
         <w:tc>
           <w:tcPr>
-            <w:tcW w:type="dxa" w:w="2160"/>
+            <w:tcW w:type="dxa" w:w="2154"/>
           </w:tcPr>
           <w:p>
             <w:r>
@@ -1053,7 +1061,7 @@
         </w:tc>
         <w:tc>
           <w:tcPr>
-            <w:tcW w:type="dxa" w:w="2160"/>
+            <w:tcW w:type="dxa" w:w="2154"/>
           </w:tcPr>
           <w:p>
             <w:r>
@@ -1063,7 +1071,7 @@
         </w:tc>
         <w:tc>
           <w:tcPr>
-            <w:tcW w:type="dxa" w:w="2160"/>
+            <w:tcW w:type="dxa" w:w="2154"/>
           </w:tcPr>
           <w:p>
             <w:r>
@@ -1073,7 +1081,7 @@
         </w:tc>
         <w:tc>
           <w:tcPr>
-            <w:tcW w:type="dxa" w:w="2160"/>
+            <w:tcW w:type="dxa" w:w="2154"/>
           </w:tcPr>
           <w:p>
             <w:r>
@@ -1138,7 +1146,189 @@
         <w:pStyle w:val="Heading2"/>
       </w:pPr>
       <w:r>
-        <w:t>7. Achados em aberto e decisões pendentes</w:t>
+        <w:t>7. Sincronização de mensagens (30/09) — dois defeitos fora da lista original</w:t>
+      </w:r>
+    </w:p>
+    <w:p>
+      <w:r>
+        <w:t>Relato: "o que eu mando fora do CRM não está sendo atualizado dentro do CRM". Conferência comparando o histórico REAL do WhatsApp (GET /api/messages) com atendimento_mensagens por ID da mensagem — nunca por texto/hora: mídia chega com corpo vazio e gera falso positivo. Resultado inicial na conversa com Alan Marchesi: 26 no WhatsApp, 11 no CRM.</w:t>
+      </w:r>
+    </w:p>
+    <w:p>
+      <w:r>
+        <w:t>S-01 — mensagem enviada por nós ia para a conversa ERRADA (corrigido, commit 4555880). Causa: extrairTelefoneAlt lia os campos de REMETENTE (senderAlt, fromAlt, participantAlt, _data.Info.SenderAlt); numa mensagem fromMe o remetente somos nós, então o chat @lid era gravado apontando para o NOSSO número (saveLidMapping) e todo o histórico enviado parava no atendimento do nosso número — 10 mensagens de Alan, de 28/09 13:57 a 30/09 16:09. O telefone do cliente está em _data.Info.RecipientAlt. Conserto em TDD: 3 testes RED com a forma real → fromMe lê só RecipientAlt/recipientAlt/toAlt e, sem eles, não inventa e cai na resolução do LID. Gates: 303 testes + tsc. Prova em produção por replay de evento: veneno sozinho → 400 (nada arquivado); RecipientAlt → 200 no atendimento certo. Reparo: 10 mensagens movidas, mapa do LID corrigido (279885889175741@lid → 554784227161) e a conversa errada apagada.</w:t>
+      </w:r>
+    </w:p>
+    <w:p>
+      <w:r>
+        <w:t>S-02 — cartão de contato e localização somiam (corrigido, commit 66e2d84). Sem texto e sem mídia o parser gravava conteúdo vazio e a rota respondia 400 "Mensagem vazia" — descarte silencioso (ex.: vCard de Alan em 30/09 15:43:41, MediaType vcard). Conserto em TDD: 2 testes RED → conteudoSemTexto() devolve [contato] e [localização]. Gates: 305 testes + tsc.</w:t>
+      </w:r>
+    </w:p>
+    <w:p>
+      <w:r>
+        <w:t>Mensagens repostas por replay dos payloads reais do WAHA (todas 200):</w:t>
+      </w:r>
+    </w:p>
+    <w:tbl>
+      <w:tblPr>
+        <w:tblStyle w:val="TableGrid"/>
+        <w:tblW w:type="auto" w:w="0"/>
+        <w:tblLook w:firstColumn="1" w:firstRow="1" w:lastColumn="0" w:lastRow="0" w:noHBand="0" w:noVBand="1" w:val="04A0"/>
+      </w:tblPr>
+      <w:tblGrid>
+        <w:gridCol w:w="2873"/>
+        <w:gridCol w:w="2873"/>
+        <w:gridCol w:w="2873"/>
+      </w:tblGrid>
+      <w:tr>
+        <w:tc>
+          <w:tcPr>
+            <w:tcW w:type="dxa" w:w="2873"/>
+          </w:tcPr>
+          <w:p>
+            <w:r>
+              <w:rPr>
+                <w:b/>
+              </w:rPr>
+              <w:t>Período</w:t>
+            </w:r>
+          </w:p>
+        </w:tc>
+        <w:tc>
+          <w:tcPr>
+            <w:tcW w:type="dxa" w:w="2873"/>
+          </w:tcPr>
+          <w:p>
+            <w:r>
+              <w:rPr>
+                <w:b/>
+              </w:rPr>
+              <w:t>Qtd</w:t>
+            </w:r>
+          </w:p>
+        </w:tc>
+        <w:tc>
+          <w:tcPr>
+            <w:tcW w:type="dxa" w:w="2873"/>
+          </w:tcPr>
+          <w:p>
+            <w:r>
+              <w:rPr>
+                <w:b/>
+              </w:rPr>
+              <w:t>Motivo da perda</w:t>
+            </w:r>
+          </w:p>
+        </w:tc>
+      </w:tr>
+      <w:tr>
+        <w:tc>
+          <w:tcPr>
+            <w:tcW w:type="dxa" w:w="2873"/>
+          </w:tcPr>
+          <w:p>
+            <w:r>
+              <w:t>25/09 20:10–20:59</w:t>
+            </w:r>
+          </w:p>
+        </w:tc>
+        <w:tc>
+          <w:tcPr>
+            <w:tcW w:type="dxa" w:w="2873"/>
+          </w:tcPr>
+          <w:p>
+            <w:r>
+              <w:t>4</w:t>
+            </w:r>
+          </w:p>
+        </w:tc>
+        <w:tc>
+          <w:tcPr>
+            <w:tcW w:type="dxa" w:w="2873"/>
+          </w:tcPr>
+          <w:p>
+            <w:r>
+              <w:t>falha antiga de resolução de LID (bug 26/09, já corrigido)</w:t>
+            </w:r>
+          </w:p>
+        </w:tc>
+      </w:tr>
+      <w:tr>
+        <w:tc>
+          <w:tcPr>
+            <w:tcW w:type="dxa" w:w="2873"/>
+          </w:tcPr>
+          <w:p>
+            <w:r>
+              <w:t>30/09 15:43</w:t>
+            </w:r>
+          </w:p>
+        </w:tc>
+        <w:tc>
+          <w:tcPr>
+            <w:tcW w:type="dxa" w:w="2873"/>
+          </w:tcPr>
+          <w:p>
+            <w:r>
+              <w:t>1</w:t>
+            </w:r>
+          </w:p>
+        </w:tc>
+        <w:tc>
+          <w:tcPr>
+            <w:tcW w:type="dxa" w:w="2873"/>
+          </w:tcPr>
+          <w:p>
+            <w:r>
+              <w:t>vCard descartado (S-02)</w:t>
+            </w:r>
+          </w:p>
+        </w:tc>
+      </w:tr>
+      <w:tr>
+        <w:tc>
+          <w:tcPr>
+            <w:tcW w:type="dxa" w:w="2873"/>
+          </w:tcPr>
+          <w:p>
+            <w:r>
+              <w:t>26/09 03:02 (conversa espelho)</w:t>
+            </w:r>
+          </w:p>
+        </w:tc>
+        <w:tc>
+          <w:tcPr>
+            <w:tcW w:type="dxa" w:w="2873"/>
+          </w:tcPr>
+          <w:p>
+            <w:r>
+              <w:t>2</w:t>
+            </w:r>
+          </w:p>
+        </w:tc>
+        <w:tc>
+          <w:tcPr>
+            <w:tcW w:type="dxa" w:w="2873"/>
+          </w:tcPr>
+          <w:p>
+            <w:r>
+              <w:t>janela de migração do WAHA</w:t>
+            </w:r>
+          </w:p>
+        </w:tc>
+      </w:tr>
+    </w:tbl>
+    <w:p>
+      <w:r>
+        <w:t>Auditoria final por ID: Alan 26/26, conversa espelho 9/9, 0 mensagens fora do CRM. Sobra conhecida: 1 mensagem de 14/09 (Vivo Comunica), anterior à migração para o WAHA em 26/09 — história do motor antigo, não é vazamento atual. Procedimento completo: docs/TESTES-SISTEMA.MD, seção "Sincronização de mensagens".</w:t>
+      </w:r>
+    </w:p>
+    <w:p>
+      <w:pPr>
+        <w:pStyle w:val="Heading2"/>
+      </w:pPr>
+      <w:r>
+        <w:t>8. Achados em aberto e decisões pendentes</w:t>
       </w:r>
     </w:p>
     <w:p>
@@ -1194,7 +1384,7 @@
         <w:pStyle w:val="Heading2"/>
       </w:pPr>
       <w:r>
-        <w:t>8. Onde está cada coisa</w:t>
+        <w:t>9. Onde está cada coisa</w:t>
       </w:r>
     </w:p>
     <w:p>
@@ -1239,8 +1429,8 @@
     </w:p>
     <w:sectPr>
       <w:footerReference w:type="default" r:id="rId9"/>
-      <w:pgSz w:w="12240" w:h="15840"/>
-      <w:pgMar w:top="1440" w:right="1800" w:bottom="1440" w:left="1800" w:header="720" w:footer="720" w:gutter="0"/>
+      <w:pgSz w:w="12246" w:h="15817"/>
+      <w:pgMar w:top="1417" w:right="1814" w:bottom="1417" w:left="1814" w:header="720" w:footer="720" w:gutter="0"/>
       <w:cols w:space="720"/>
       <w:docGrid w:linePitch="360"/>
     </w:sectPr>
@@ -1255,7 +1445,7 @@
       <w:pStyle w:val="Footer"/>
     </w:pPr>
     <w:r>
-      <w:t>STK-CRM — Relatório de testes de liberação · 26–29/09/2026 · evidência viva em docs/TESTES-SISTEMA.MD</w:t>
+      <w:t>STK-CRM — Relatório de testes de liberação · 26–30/09/2026 · evidência viva em docs/TESTES-SISTEMA.MD</w:t>
     </w:r>
   </w:p>
 </w:ftr>
